--- a/PS02综合信息平台研发及运维技术服务/4-PS02综合信息平台研发及运维技术服务-科技成果转化说明材料.docx
+++ b/PS02综合信息平台研发及运维技术服务/4-PS02综合信息平台研发及运维技术服务-科技成果转化说明材料.docx
@@ -19,89 +19,518 @@
     </w:p>
     <w:p>
       <w:pPr>
-        <w:jc w:val="center"/>
-      </w:pPr>
-      <w:r>
-        <w:t xml:space="preserve">(2025.12)</w:t>
-      </w:r>
-    </w:p>
-    <w:p>
-      <w:r>
-        <w:t xml:space="preserve"/>
-      </w:r>
-    </w:p>
-    <w:p>
-      <w:r>
-        <w:t xml:space="preserve">一、科技成果名称：综合信息平台研发及运维技术服务</w:t>
-      </w:r>
-    </w:p>
-    <w:p>
-      <w:r>
-        <w:t xml:space="preserve">——巧姐公关信息填报系统（PC版）V1.0</w:t>
-      </w:r>
-    </w:p>
-    <w:p>
-      <w:r>
-        <w:t xml:space="preserve">——巧姐公关信息填报系统（H5版）V1.0</w:t>
-      </w:r>
-    </w:p>
-    <w:p>
-      <w:r>
-        <w:t xml:space="preserve"/>
-      </w:r>
-    </w:p>
-    <w:p>
-      <w:r>
-        <w:t xml:space="preserve">二、科技成果类型：软件著作权</w:t>
-      </w:r>
-    </w:p>
-    <w:p>
-      <w:r>
-        <w:t xml:space="preserve">三、科技成果来源：自主研发</w:t>
-      </w:r>
-    </w:p>
-    <w:p>
-      <w:r>
-        <w:t xml:space="preserve"/>
-      </w:r>
-    </w:p>
-    <w:p>
-      <w:r>
-        <w:t xml:space="preserve">四、成果转化描述：</w:t>
-      </w:r>
-    </w:p>
-    <w:p>
-      <w:r>
-        <w:t xml:space="preserve">本项目研发形成的子项目成果，采用“自行投资+项目交付部署+持续运维服务”的方式实现成果转化，将研发成果应用于相关单位的业务管理与服务场景中，推动业务流程线上化、数据标准化与统计分析可视化。</w:t>
-      </w:r>
-    </w:p>
-    <w:p>
-      <w:pPr>
-        <w:pStyle w:val="ListParagraph"/>
-        <w:numPr>
-          <w:ilvl w:val="0"/>
-          <w:numId w:val="2"/>
-        </w:numPr>
-      </w:pPr>
-      <w:r>
-        <w:t xml:space="preserve">PC端成果转化：面向企业公关部门部署使用，实现舆情与客诉处置全流程留痕与统计分析。</w:t>
-      </w:r>
-    </w:p>
-    <w:p>
-      <w:pPr>
-        <w:pStyle w:val="ListParagraph"/>
-        <w:numPr>
-          <w:ilvl w:val="0"/>
-          <w:numId w:val="2"/>
-        </w:numPr>
-      </w:pPr>
-      <w:r>
-        <w:t xml:space="preserve">H5端成果转化：面向外勤/一线填报人员提供移动入口，实现随时随地录入与协同处置。</w:t>
-      </w:r>
-    </w:p>
-    <w:p>
-      <w:r>
-        <w:t xml:space="preserve">成果转化过程中，相关登记表、使用手册、功能说明等支撑材料已整理归档，确保成果可追溯、可复用、可审计。</w:t>
+        <w:spacing w:after="100" w:line="320"/>
+      </w:pPr>
+      <w:r>
+        <w:rPr>
+          <w:b/>
+          <w:bCs/>
+        </w:rPr>
+        <w:t xml:space="preserve">科技成果名称：</w:t>
+      </w:r>
+      <w:r>
+        <w:t xml:space="preserve">综合信息平台研发及运维技术服务</w:t>
+      </w:r>
+    </w:p>
+    <w:p>
+      <w:pPr>
+        <w:spacing w:after="100" w:line="320"/>
+      </w:pPr>
+      <w:r>
+        <w:rPr>
+          <w:b/>
+          <w:bCs/>
+        </w:rPr>
+        <w:t xml:space="preserve">科技成果类型：</w:t>
+      </w:r>
+      <w:r>
+        <w:t xml:space="preserve">软件著作权/软件系统成果</w:t>
+      </w:r>
+    </w:p>
+    <w:p>
+      <w:pPr>
+        <w:spacing w:after="100" w:line="320"/>
+      </w:pPr>
+      <w:r>
+        <w:rPr>
+          <w:b/>
+          <w:bCs/>
+        </w:rPr>
+        <w:t xml:space="preserve">科技成果来源：</w:t>
+      </w:r>
+      <w:r>
+        <w:t xml:space="preserve">自主研发</w:t>
+      </w:r>
+    </w:p>
+    <w:p>
+      <w:pPr>
+        <w:spacing w:after="100" w:line="320"/>
+      </w:pPr>
+      <w:r>
+        <w:rPr>
+          <w:b/>
+          <w:bCs/>
+        </w:rPr>
+        <w:t xml:space="preserve">转化周期：</w:t>
+      </w:r>
+      <w:r>
+        <w:t xml:space="preserve">2025年度</w:t>
+      </w:r>
+    </w:p>
+    <w:p>
+      <w:pPr>
+        <w:pStyle w:val="Heading1"/>
+      </w:pPr>
+      <w:r>
+        <w:rPr>
+          <w:b/>
+          <w:bCs/>
+        </w:rPr>
+        <w:t xml:space="preserve">一、成果概况</w:t>
+      </w:r>
+    </w:p>
+    <w:p>
+      <w:pPr>
+        <w:spacing w:after="120" w:line="360"/>
+      </w:pPr>
+      <w:r>
+        <w:t xml:space="preserve">本项目围绕“综合信息平台研发及运维技术服务”形成系列研发成果，核心目标为：围绕公关舆情与客诉数据统一采集、汇总、分析和跟踪处置需求，构建覆盖“PC管理端+H5移动端+统计分析+案例沉淀”的综合信息平台。。项目成果不是单一模块，而是围绕实际业务场景构建的一组可交付、可部署、可运维的软件系统能力。</w:t>
+      </w:r>
+    </w:p>
+    <w:p>
+      <w:pPr>
+        <w:pStyle w:val="ListParagraph"/>
+        <w:numPr>
+          <w:ilvl w:val="0"/>
+          <w:numId w:val="2"/>
+        </w:numPr>
+        <w:spacing w:after="80" w:line="320"/>
+      </w:pPr>
+      <w:r>
+        <w:t xml:space="preserve">巧姐公关信息填报系统（PC版）V1.0</w:t>
+      </w:r>
+    </w:p>
+    <w:p>
+      <w:pPr>
+        <w:pStyle w:val="ListParagraph"/>
+        <w:numPr>
+          <w:ilvl w:val="0"/>
+          <w:numId w:val="2"/>
+        </w:numPr>
+        <w:spacing w:after="80" w:line="320"/>
+      </w:pPr>
+      <w:r>
+        <w:t xml:space="preserve">巧姐公关信息填报系统（H5版）V1.0</w:t>
+      </w:r>
+    </w:p>
+    <w:p>
+      <w:pPr>
+        <w:pStyle w:val="Heading1"/>
+      </w:pPr>
+      <w:r>
+        <w:rPr>
+          <w:b/>
+          <w:bCs/>
+        </w:rPr>
+        <w:t xml:space="preserve">二、成果权属与形成过程</w:t>
+      </w:r>
+    </w:p>
+    <w:p>
+      <w:pPr>
+        <w:spacing w:after="120" w:line="360"/>
+      </w:pPr>
+      <w:r>
+        <w:t xml:space="preserve">本项目成果由公司自主投入研发形成，研发过程涵盖需求调研、原型设计、技术开发、功能测试、试运行、问题修正和资料归档等环节。项目的登记表、使用手册等支撑资料已归档，可证明成果形成路径的真实性和完整性。</w:t>
+      </w:r>
+    </w:p>
+    <w:p>
+      <w:pPr>
+        <w:pStyle w:val="ListParagraph"/>
+        <w:numPr>
+          <w:ilvl w:val="0"/>
+          <w:numId w:val="2"/>
+        </w:numPr>
+        <w:spacing w:after="80" w:line="320"/>
+      </w:pPr>
+      <w:r>
+        <w:t xml:space="preserve">原始文件支撑资料/1公关信息填报系统PC+H5/1-1公关信息填报系统H5版-登记表.doc</w:t>
+      </w:r>
+    </w:p>
+    <w:p>
+      <w:pPr>
+        <w:pStyle w:val="ListParagraph"/>
+        <w:numPr>
+          <w:ilvl w:val="0"/>
+          <w:numId w:val="2"/>
+        </w:numPr>
+        <w:spacing w:after="80" w:line="320"/>
+      </w:pPr>
+      <w:r>
+        <w:t xml:space="preserve">原始文件支撑资料/1公关信息填报系统PC+H5/2-1公关信息填报系统PC版-登记表.doc</w:t>
+      </w:r>
+    </w:p>
+    <w:p>
+      <w:pPr>
+        <w:pStyle w:val="ListParagraph"/>
+        <w:numPr>
+          <w:ilvl w:val="0"/>
+          <w:numId w:val="2"/>
+        </w:numPr>
+        <w:spacing w:after="80" w:line="320"/>
+      </w:pPr>
+      <w:r>
+        <w:t xml:space="preserve">原始文件支撑资料/1公关信息填报系统PC+H5/1-3公关信息填报系统H5版-使用手册.docx</w:t>
+      </w:r>
+    </w:p>
+    <w:p>
+      <w:pPr>
+        <w:pStyle w:val="ListParagraph"/>
+        <w:numPr>
+          <w:ilvl w:val="0"/>
+          <w:numId w:val="2"/>
+        </w:numPr>
+        <w:spacing w:after="80" w:line="320"/>
+      </w:pPr>
+      <w:r>
+        <w:t xml:space="preserve">原始文件支撑资料/1公关信息填报系统PC+H5/2-3公关信息填报系统PC版-使用手册.docx</w:t>
+      </w:r>
+    </w:p>
+    <w:p>
+      <w:pPr>
+        <w:pStyle w:val="Heading1"/>
+      </w:pPr>
+      <w:r>
+        <w:rPr>
+          <w:b/>
+          <w:bCs/>
+        </w:rPr>
+        <w:t xml:space="preserve">三、成果转化方式</w:t>
+      </w:r>
+    </w:p>
+    <w:p>
+      <w:pPr>
+        <w:pStyle w:val="ListParagraph"/>
+        <w:numPr>
+          <w:ilvl w:val="0"/>
+          <w:numId w:val="3"/>
+        </w:numPr>
+        <w:spacing w:after="80" w:line="320"/>
+      </w:pPr>
+      <w:r>
+        <w:t xml:space="preserve">自行投资转化：由公司组织研发投入、测试投入、部署与运维支持，将成果转化为可持续交付的软件产品与服务能力。</w:t>
+      </w:r>
+    </w:p>
+    <w:p>
+      <w:pPr>
+        <w:pStyle w:val="ListParagraph"/>
+        <w:numPr>
+          <w:ilvl w:val="0"/>
+          <w:numId w:val="3"/>
+        </w:numPr>
+        <w:spacing w:after="80" w:line="320"/>
+      </w:pPr>
+      <w:r>
+        <w:t xml:space="preserve">项目实施转化：通过对接具体业务单位需求，将研发成果部署到实际业务场景中，实现从研发成果到业务工具的落地。</w:t>
+      </w:r>
+    </w:p>
+    <w:p>
+      <w:pPr>
+        <w:pStyle w:val="ListParagraph"/>
+        <w:numPr>
+          <w:ilvl w:val="0"/>
+          <w:numId w:val="3"/>
+        </w:numPr>
+        <w:spacing w:after="80" w:line="320"/>
+      </w:pPr>
+      <w:r>
+        <w:t xml:space="preserve">运维服务转化：通过后续版本优化、问题修复、运行监测、用户培训、数据维护等方式，将研发成果转化为持续服务能力。</w:t>
+      </w:r>
+    </w:p>
+    <w:p>
+      <w:pPr>
+        <w:pStyle w:val="Heading1"/>
+      </w:pPr>
+      <w:r>
+        <w:rPr>
+          <w:b/>
+          <w:bCs/>
+        </w:rPr>
+        <w:t xml:space="preserve">四、分项成果转化说明</w:t>
+      </w:r>
+    </w:p>
+    <w:p>
+      <w:pPr>
+        <w:pStyle w:val="Heading2"/>
+      </w:pPr>
+      <w:r>
+        <w:rPr>
+          <w:b/>
+          <w:bCs/>
+        </w:rPr>
+        <w:t xml:space="preserve">巧姐公关信息填报系统（PC版）V1.0</w:t>
+      </w:r>
+    </w:p>
+    <w:p>
+      <w:pPr>
+        <w:pStyle w:val="ListParagraph"/>
+        <w:numPr>
+          <w:ilvl w:val="0"/>
+          <w:numId w:val="2"/>
+        </w:numPr>
+        <w:spacing w:after="80" w:line="320"/>
+      </w:pPr>
+      <w:r>
+        <w:t xml:space="preserve">舆情信息管理、客诉处理、工作总结、案例库、文件交换与系统管理</w:t>
+      </w:r>
+    </w:p>
+    <w:p>
+      <w:pPr>
+        <w:pStyle w:val="ListParagraph"/>
+        <w:numPr>
+          <w:ilvl w:val="0"/>
+          <w:numId w:val="2"/>
+        </w:numPr>
+        <w:spacing w:after="80" w:line="320"/>
+      </w:pPr>
+      <w:r>
+        <w:t xml:space="preserve">按品牌、时间、地域、品类等多维查询与统计分析</w:t>
+      </w:r>
+    </w:p>
+    <w:p>
+      <w:pPr>
+        <w:pStyle w:val="ListParagraph"/>
+        <w:numPr>
+          <w:ilvl w:val="0"/>
+          <w:numId w:val="2"/>
+        </w:numPr>
+        <w:spacing w:after="80" w:line="320"/>
+      </w:pPr>
+      <w:r>
+        <w:t xml:space="preserve">图表看板、台账维护、回收站、操作留痕等企业级功能</w:t>
+      </w:r>
+    </w:p>
+    <w:p>
+      <w:pPr>
+        <w:pStyle w:val="ListParagraph"/>
+        <w:numPr>
+          <w:ilvl w:val="0"/>
+          <w:numId w:val="2"/>
+        </w:numPr>
+        <w:spacing w:after="80" w:line="320"/>
+      </w:pPr>
+      <w:r>
+        <w:t xml:space="preserve">支撑管理层快速掌握舆情态势与处置进展</w:t>
+      </w:r>
+    </w:p>
+    <w:p>
+      <w:pPr>
+        <w:spacing w:after="120" w:line="360"/>
+      </w:pPr>
+      <w:r>
+        <w:t xml:space="preserve">转化应用说明：部署到品牌企业或公关服务团队后台使用，形成标准化舆情与客诉管理中台，提升管理效率和决策支持能力。</w:t>
+      </w:r>
+    </w:p>
+    <w:p>
+      <w:pPr>
+        <w:pStyle w:val="Heading2"/>
+      </w:pPr>
+      <w:r>
+        <w:rPr>
+          <w:b/>
+          <w:bCs/>
+        </w:rPr>
+        <w:t xml:space="preserve">巧姐公关信息填报系统（H5版）V1.0</w:t>
+      </w:r>
+    </w:p>
+    <w:p>
+      <w:pPr>
+        <w:pStyle w:val="ListParagraph"/>
+        <w:numPr>
+          <w:ilvl w:val="0"/>
+          <w:numId w:val="2"/>
+        </w:numPr>
+        <w:spacing w:after="80" w:line="320"/>
+      </w:pPr>
+      <w:r>
+        <w:t xml:space="preserve">移动端舆情快速录入、客诉处理填报与查询</w:t>
+      </w:r>
+    </w:p>
+    <w:p>
+      <w:pPr>
+        <w:pStyle w:val="ListParagraph"/>
+        <w:numPr>
+          <w:ilvl w:val="0"/>
+          <w:numId w:val="2"/>
+        </w:numPr>
+        <w:spacing w:after="80" w:line="320"/>
+      </w:pPr>
+      <w:r>
+        <w:t xml:space="preserve">支持文本粘贴解析、字段快速填写、状态同步</w:t>
+      </w:r>
+    </w:p>
+    <w:p>
+      <w:pPr>
+        <w:pStyle w:val="ListParagraph"/>
+        <w:numPr>
+          <w:ilvl w:val="0"/>
+          <w:numId w:val="2"/>
+        </w:numPr>
+        <w:spacing w:after="80" w:line="320"/>
+      </w:pPr>
+      <w:r>
+        <w:t xml:space="preserve">个人中心与密码维护等基础能力</w:t>
+      </w:r>
+    </w:p>
+    <w:p>
+      <w:pPr>
+        <w:pStyle w:val="ListParagraph"/>
+        <w:numPr>
+          <w:ilvl w:val="0"/>
+          <w:numId w:val="2"/>
+        </w:numPr>
+        <w:spacing w:after="80" w:line="320"/>
+      </w:pPr>
+      <w:r>
+        <w:t xml:space="preserve">与PC端共享数据、共享流程、共享统计口径</w:t>
+      </w:r>
+    </w:p>
+    <w:p>
+      <w:pPr>
+        <w:spacing w:after="120" w:line="360"/>
+      </w:pPr>
+      <w:r>
+        <w:t xml:space="preserve">转化应用说明：面向外勤或一线填报人员投入使用，降低人工重复录入工作量，提升信息回传时效和完整性。</w:t>
+      </w:r>
+    </w:p>
+    <w:p>
+      <w:pPr>
+        <w:pStyle w:val="Heading1"/>
+      </w:pPr>
+      <w:r>
+        <w:rPr>
+          <w:b/>
+          <w:bCs/>
+        </w:rPr>
+        <w:t xml:space="preserve">五、成果转化后的实际价值</w:t>
+      </w:r>
+    </w:p>
+    <w:p>
+      <w:pPr>
+        <w:spacing w:after="120" w:line="360"/>
+      </w:pPr>
+      <w:r>
+        <w:t xml:space="preserve">项目可显著提升企业公关与客诉管理的标准化程度，缩短信息录入和汇总周期，提高管理层对舆情趋势与处置质量的把控能力。</w:t>
+      </w:r>
+    </w:p>
+    <w:p>
+      <w:pPr>
+        <w:pStyle w:val="ListParagraph"/>
+        <w:numPr>
+          <w:ilvl w:val="0"/>
+          <w:numId w:val="2"/>
+        </w:numPr>
+        <w:spacing w:after="80" w:line="320"/>
+      </w:pPr>
+      <w:r>
+        <w:t xml:space="preserve">管理价值：实现业务流程线上化、任务闭环化、数据可视化和责任留痕。</w:t>
+      </w:r>
+    </w:p>
+    <w:p>
+      <w:pPr>
+        <w:pStyle w:val="ListParagraph"/>
+        <w:numPr>
+          <w:ilvl w:val="0"/>
+          <w:numId w:val="2"/>
+        </w:numPr>
+        <w:spacing w:after="80" w:line="320"/>
+      </w:pPr>
+      <w:r>
+        <w:t xml:space="preserve">效率价值：减少纸质记录、电话沟通和重复统计工作量，缩短信息传递时间。</w:t>
+      </w:r>
+    </w:p>
+    <w:p>
+      <w:pPr>
+        <w:pStyle w:val="ListParagraph"/>
+        <w:numPr>
+          <w:ilvl w:val="0"/>
+          <w:numId w:val="2"/>
+        </w:numPr>
+        <w:spacing w:after="80" w:line="320"/>
+      </w:pPr>
+      <w:r>
+        <w:t xml:space="preserve">复制价值：形成标准化部署资料、功能清单和运维机制，便于在同类单位推广应用。</w:t>
+      </w:r>
+    </w:p>
+    <w:p>
+      <w:pPr>
+        <w:pStyle w:val="ListParagraph"/>
+        <w:numPr>
+          <w:ilvl w:val="0"/>
+          <w:numId w:val="2"/>
+        </w:numPr>
+        <w:spacing w:after="80" w:line="320"/>
+      </w:pPr>
+      <w:r>
+        <w:t xml:space="preserve">持续价值：通过版本迭代、问题优化和功能扩展，将研发成果持续转化为运维服务收入和客户粘性。</w:t>
+      </w:r>
+    </w:p>
+    <w:p>
+      <w:pPr>
+        <w:pStyle w:val="Heading1"/>
+      </w:pPr>
+      <w:r>
+        <w:rPr>
+          <w:b/>
+          <w:bCs/>
+        </w:rPr>
+        <w:t xml:space="preserve">六、成果转化路径与后续计划</w:t>
+      </w:r>
+    </w:p>
+    <w:p>
+      <w:pPr>
+        <w:spacing w:after="120" w:line="360"/>
+      </w:pPr>
+      <w:r>
+        <w:t xml:space="preserve">后续将结合不同客户或业务单位的实际需求，对现有成果进行模块裁剪、接口适配、流程调整和权限优化，在保证核心能力稳定的基础上形成差异化交付方案。对于已投入使用的场景，将持续跟踪运行数据、用户反馈和问题闭环情况，推动成果从“可用”向“好用、易运维、可复制”升级。</w:t>
+      </w:r>
+    </w:p>
+    <w:p>
+      <w:pPr>
+        <w:pStyle w:val="ListParagraph"/>
+        <w:numPr>
+          <w:ilvl w:val="0"/>
+          <w:numId w:val="2"/>
+        </w:numPr>
+        <w:spacing w:after="80" w:line="320"/>
+      </w:pPr>
+      <w:r>
+        <w:t xml:space="preserve">完善版本发布与问题工单机制，缩短反馈闭环周期。</w:t>
+      </w:r>
+    </w:p>
+    <w:p>
+      <w:pPr>
+        <w:pStyle w:val="ListParagraph"/>
+        <w:numPr>
+          <w:ilvl w:val="0"/>
+          <w:numId w:val="2"/>
+        </w:numPr>
+        <w:spacing w:after="80" w:line="320"/>
+      </w:pPr>
+      <w:r>
+        <w:t xml:space="preserve">继续沉淀实施模板、培训资料和常见问题手册，提升交付效率。</w:t>
+      </w:r>
+    </w:p>
+    <w:p>
+      <w:pPr>
+        <w:pStyle w:val="ListParagraph"/>
+        <w:numPr>
+          <w:ilvl w:val="0"/>
+          <w:numId w:val="2"/>
+        </w:numPr>
+        <w:spacing w:after="80" w:line="320"/>
+      </w:pPr>
+      <w:r>
+        <w:t xml:space="preserve">结合后续业务需求，拓展统计分析、接口集成、移动端增强等能力。</w:t>
       </w:r>
     </w:p>
     <w:sectPr>
@@ -290,6 +719,18 @@
       </w:pPr>
     </w:lvl>
   </w:abstractNum>
+  <w:abstractNum w:abstractNumId="3" w15:restartNumberingAfterBreak="0">
+    <w:multiLevelType w:val="hybridMultilevel"/>
+    <w:lvl w:ilvl="0" w15:tentative="1">
+      <w:start w:val="1"/>
+      <w:numFmt w:val="decimal"/>
+      <w:lvlText w:val="%1."/>
+      <w:lvlJc w:val="left"/>
+      <w:pPr>
+        <w:ind w:left="720" w:hanging="360"/>
+      </w:pPr>
+    </w:lvl>
+  </w:abstractNum>
   <w:num w:numId="1">
     <w:abstractNumId w:val="1"/>
     <w:lvlOverride w:ilvl="0">
@@ -298,6 +739,12 @@
   </w:num>
   <w:num w:numId="2">
     <w:abstractNumId w:val="2"/>
+    <w:lvlOverride w:ilvl="0">
+      <w:startOverride w:val="1"/>
+    </w:lvlOverride>
+  </w:num>
+  <w:num w:numId="3">
+    <w:abstractNumId w:val="3"/>
     <w:lvlOverride w:ilvl="0">
       <w:startOverride w:val="1"/>
     </w:lvlOverride>
@@ -496,15 +943,15 @@
     <w:pPr>
       <w:keepNext w:val="false"/>
       <w:keepLines w:val="false"/>
-      <w:spacing w:after="240" w:before="240"/>
+      <w:spacing w:after="160" w:before="220"/>
       <w:outlineLvl w:val="0"/>
     </w:pPr>
     <w:rPr>
       <w:rFonts w:ascii="Arial" w:eastAsia="Noto Sans CJK SC" w:hAnsi="Arial"/>
       <w:b/>
       <w:bCs/>
-      <w:sz w:val="32"/>
-      <w:szCs w:val="32"/>
+      <w:sz w:val="30"/>
+      <w:szCs w:val="30"/>
     </w:rPr>
   </w:style>
   <w:style w:type="paragraph" w:styleId="Heading2">
@@ -515,7 +962,7 @@
     <w:pPr>
       <w:keepNext w:val="false"/>
       <w:keepLines w:val="false"/>
-      <w:spacing w:after="180" w:before="180"/>
+      <w:spacing w:after="120" w:before="160"/>
       <w:outlineLvl w:val="1"/>
     </w:pPr>
     <w:rPr>

--- a/PS02综合信息平台研发及运维技术服务/4-PS02综合信息平台研发及运维技术服务-科技成果转化说明材料.docx
+++ b/PS02综合信息平台研发及运维技术服务/4-PS02综合信息平台研发及运维技术服务-科技成果转化说明材料.docx
@@ -22,8 +22,12 @@
         <w:spacing w:after="180"/>
         <w:jc w:val="center"/>
       </w:pPr>
-      <w:r>
-        <w:t xml:space="preserve">(2025.12)</w:t>
+      <w:r/>
+      <w:r>
+        <w:rPr>
+          <w:color w:val="FF0000"/>
+        </w:rPr>
+        <w:t>(2025.12)</w:t>
       </w:r>
     </w:p>
     <w:p>
@@ -104,6 +108,14 @@
       </w:pPr>
       <w:r>
         <w:t xml:space="preserve">巧姐公关信息填报系统（H5版）V1.0 主要面向移动场景下的一线填报人员使用，支持舆情数据快速录入、客诉处理填报、结果查询和个人信息维护等功能。该子项目与 PC 端统一数据模型和业务口径，可实现移动端录入与后台统计结果的同步联动。项目在转化应用中，能够有效缩短数据回传时间，减少重复录入和信息遗漏，提高外勤人员的填报效率和管理人员的数据获取时效。相关成果在企业公关管理和数据收集场景中具有较好的应用价值，可持续支撑后续的模板优化、功能扩展与软件成果整理工作。</w:t>
+      </w:r>
+    </w:p>
+    <w:p>
+      <w:r>
+        <w:rPr>
+          <w:color w:val="FF0000"/>
+        </w:rPr>
+        <w:t>成果转化时间：2025年12月（待核）</w:t>
       </w:r>
     </w:p>
     <w:sectPr>

--- a/PS02综合信息平台研发及运维技术服务/4-PS02综合信息平台研发及运维技术服务-科技成果转化说明材料.docx
+++ b/PS02综合信息平台研发及运维技术服务/4-PS02综合信息平台研发及运维技术服务-科技成果转化说明材料.docx
@@ -115,7 +115,7 @@
         <w:rPr>
           <w:color w:val="FF0000"/>
         </w:rPr>
-        <w:t>成果转化时间：2025年12月（待核）</w:t>
+        <w:t>成果转化时间：2025年12月</w:t>
       </w:r>
     </w:p>
     <w:sectPr>

--- a/PS02综合信息平台研发及运维技术服务/4-PS02综合信息平台研发及运维技术服务-科技成果转化说明材料.docx
+++ b/PS02综合信息平台研发及运维技术服务/4-PS02综合信息平台研发及运维技术服务-科技成果转化说明材料.docx
@@ -27,6 +27,11 @@
         <w:rPr>
           <w:color w:val="FF0000"/>
         </w:rPr>
+      </w:r>
+      <w:r>
+        <w:rPr>
+          <w:color w:val="000000"/>
+        </w:rPr>
         <w:t>(2025.12)</w:t>
       </w:r>
     </w:p>
@@ -114,6 +119,11 @@
       <w:r>
         <w:rPr>
           <w:color w:val="FF0000"/>
+        </w:rPr>
+      </w:r>
+      <w:r>
+        <w:rPr>
+          <w:color w:val="000000"/>
         </w:rPr>
         <w:t>成果转化时间：2025年12月</w:t>
       </w:r>

--- a/PS02综合信息平台研发及运维技术服务/4-PS02综合信息平台研发及运维技术服务-科技成果转化说明材料.docx
+++ b/PS02综合信息平台研发及运维技术服务/4-PS02综合信息平台研发及运维技术服务-科技成果转化说明材料.docx
@@ -111,8 +111,9 @@
       <w:pPr>
         <w:spacing w:after="120" w:line="360"/>
       </w:pPr>
-      <w:r>
-        <w:t xml:space="preserve">巧姐公关信息填报系统（H5版）V1.0 主要面向移动场景下的一线填报人员使用，支持舆情数据快速录入、客诉处理填报、结果查询和个人信息维护等功能。该子项目与 PC 端统一数据模型和业务口径，可实现移动端录入与后台统计结果的同步联动。项目在转化应用中，能够有效缩短数据回传时间，减少重复录入和信息遗漏，提高外勤人员的填报效率和管理人员的数据获取时效。相关成果在企业公关管理和数据收集场景中具有较好的应用价值，可持续支撑后续的模板优化、功能扩展与软件成果整理工作。</w:t>
+      <w:r/>
+      <w:r>
+        <w:t>巧姐公关信息填报系统（H5版）V1.0 主要面向移动场景下的一线填报人员使用，支持舆情数据快速录入、客诉处理填报、结果查询和个人信息维护等功能。该子项目与 PC 端统一数据模型和业务口径，可实现移动端录入与后台统计结果的同步联动。项目在转化应用中，能够有效缩短数据回传时间，减少重复录入和信息遗漏，提高外勤人员的填报效率和管理人员的数据获取时效。相关成果在企业公关管理和数据收集场景中具有较好的应用价值，也可为后续模板优化、功能扩展和成果整理工作提供支撑。</w:t>
       </w:r>
     </w:p>
     <w:p>
